--- a/guides/ch16-study-guide.docx
+++ b/guides/ch16-study-guide.docx
@@ -286,7 +286,7 @@
         <w:drawing>
           <wp:inline xmlns:a="http://schemas.openxmlformats.org/drawingml/2006/main" xmlns:pic="http://schemas.openxmlformats.org/drawingml/2006/picture">
             <wp:extent cx="5486400" cy="2489292"/>
-            <wp:docPr id="3" name="Picture 3" descr="Four rows: don’t criticize, condemn, or complain (diagnose systems, correct behavior); give honest sincere appreciation (the five-S note IS this principle); arouse an eager want (frame every ask in their interests); and become genuinely interested in people (outperforms trying to be interesting)."/>
+            <wp:docPr id="3" name="Picture 3" descr="Four rows: don’t criticize, condemn, or complain (diagnose systems, correct behavior); give honest sincere appreciation (the five-quality note IS this principle); arouse an eager want (frame every ask in their interests); and become genuinely interested in people (outperforms trying to be interesting)."/>
             <wp:cNvGraphicFramePr>
               <a:graphicFrameLocks noChangeAspect="1"/>
             </wp:cNvGraphicFramePr>
@@ -332,7 +332,7 @@
     </w:p>
     <w:p>
       <w:r>
-        <w:t>Criticism triggers defense rather than change — the psychology Chapter 7 already covered in detail — so the practical move is diagnosing systems and correcting behavior rather than issuing character verdicts. The five-S goodwill note from Chapter 6 IS honest appreciation, stamped and delivered; the principle was already in the course before this chapter named its source. Arousing an eager want is Chapter 8’s entire persuasion engine, stated eighty-plus years earlier: frame every ask in the other person’s interests, never in your own convenience. And becoming genuinely interested in people — Carnegie’s claim that six weeks of real interest in others outperforms two years spent trying to be interesting — shows up validated in networking (Chapter 13), sales, and team leadership alike.</w:t>
+        <w:t>Criticism triggers defense rather than change — the psychology Chapter 7 already covered in detail — so the practical move is diagnosing systems and correcting behavior rather than issuing character verdicts. The five-quality goodwill note from Chapter 6 IS honest appreciation, stamped and delivered; the principle was already in the course before this chapter named its source. Arousing an eager want is Chapter 8’s entire persuasion engine, stated eighty-plus years earlier: frame every ask in the other person’s interests, never in your own convenience. And becoming genuinely interested in people — Carnegie’s claim that two months of real interest in others wins more friends than two years spent trying to be interesting — shows up validated in networking (Chapter 13), sales, and team leadership alike.</w:t>
       </w:r>
     </w:p>
     <w:p>
@@ -388,7 +388,7 @@
         <w:t xml:space="preserve">“You’re wrong” never works. </w:t>
       </w:r>
       <w:r>
-        <w:t>Direct contradiction — “you’re wrong” — locks the defense reflex from Chapter 7 every time; no one in recorded history has replied “good point, I’ll abandon my position.” Carnegie’s alternative costs nothing and opens everything: “I may be wrong — I often am. Let’s look at the data together.” Correct with questions and evidence — “how does that square with the March numbers?” — and let facts do the confronting while the correcting party stays a colleague rather than a prosecutor. When a correction genuinely must land on the record, contradict the claim, cite the source, and skip the victory lap: “the export shows 4%, not 14%” needs no editorial commentary (Chapter 9).</w:t>
+        <w:t>Direct contradiction — “you’re wrong” — locks the defense reflex from Chapter 7 every time; no one in recorded history has replied “good point, I’ll abandon my position.” Carnegie’s alternative, paraphrased for the workplace, costs nothing and opens everything: “I may be wrong — I often am. Let’s look at the data together.” Correct with questions and evidence — “how does that square with the March numbers?” — and let facts do the confronting while the correcting party stays a colleague rather than a prosecutor. When a correction genuinely must land on the record, contradict the claim, cite the source, and skip the victory lap: “the export shows 4%, not 14%” needs no editorial commentary (Chapter 9).</w:t>
       </w:r>
     </w:p>
     <w:p>
@@ -412,7 +412,7 @@
         <w:t xml:space="preserve">Begin friendly; find the early yes; let them talk. </w:t>
       </w:r>
       <w:r>
-        <w:t>Three tactical moves round out the set. Begin friendly: a drop of honey before business, in Carnegie’s phrase, is Chapter 7’s buffer applied to every hard conversation, not only bad-news ones. Engineer the early yes: opening on genuine agreement — “we both need this shipped by Q4” — starts the psychology of consistency (Chapter 8) working in the conversation’s favor rather than against it. And let the other person talk first and fully: uninterrupted airing is frequently the concession people actually wanted, and it hands the listener, for free, the real objection to address — Chapter 8’s objection inventory, discovered rather than guessed.</w:t>
+        <w:t>Three tactical moves round out the set. Begin friendly: a drop of honey before business, in the Lincoln line Carnegie loved to quote, is Chapter 7’s buffer applied to every hard conversation, not only bad-news ones. Engineer the early yes: opening on genuine agreement — “we both need this shipped by Q4” — starts the psychology of consistency (Chapter 8) working in the conversation’s favor rather than against it. And let the other person talk first and fully: uninterrupted airing is frequently the concession people actually wanted, and it hands the listener, for free, the real objection to address — Chapter 8’s objection inventory, discovered rather than guessed.</w:t>
       </w:r>
     </w:p>
     <w:p>
@@ -685,7 +685,7 @@
         <w:t xml:space="preserve">The underlying interest genuinely conflicted. </w:t>
       </w:r>
       <w:r>
-        <w:t>Not every disagreement has a shared interest waiting to be discovered underneath it (unlike the mediation case above, where one existed). Sometimes the interests are actually opposed, and no amount of eager-want framing manufactures alignment that is not there — in those cases, the honest move is naming the real conflict rather than continuing to search for false harmony.</w:t>
+        <w:t>Not every disagreement has a shared interest waiting to be discovered underneath it (unlike the mediation case later in this chapter, where one existed). Sometimes the interests are actually opposed, and no amount of eager-want framing manufactures alignment that is not there — in those cases, the honest move is naming the real conflict rather than continuing to search for false harmony.</w:t>
       </w:r>
     </w:p>
     <w:p>
@@ -723,7 +723,7 @@
     </w:p>
     <w:p>
       <w:r>
-        <w:t>What DOES need updating, and what this chapter has tried to supply throughout, is the application layer: how "become genuinely interested in people" operates across a Slack channel instead of a dinner conversation, how "give honest appreciation" survives translation into a five-S email instead of a handwritten note, how "let the idea be theirs" functions when the idea is co-developed across a shared document rather than a single meeting. The principles are Carnegie’s. The channels are this course’s. Both halves matter, and neither substitutes for the other — a leader fluent in Slack norms but indifferent to genuine interest in people will communicate efficiently and influence no one; a leader with perfect Carnegie instincts who cannot operate the tools their team actually uses will have excellent intentions nobody encounters.</w:t>
+        <w:t>What DOES need updating, and what this chapter has tried to supply throughout, is the application layer: how "become genuinely interested in people" operates across a Slack channel instead of a dinner conversation, how "give honest appreciation" survives translation into a five-quality email instead of a handwritten note, how "let the idea be theirs" functions when the idea is co-developed across a shared document rather than a single meeting. The principles are Carnegie’s. The channels are this course’s. Both halves matter, and neither substitutes for the other — a leader fluent in Slack norms but indifferent to genuine interest in people will communicate efficiently and influence no one; a leader with perfect Carnegie instincts who cannot operate the tools their team actually uses will have excellent intentions nobody encounters.</w:t>
       </w:r>
     </w:p>
     <w:p>
@@ -808,7 +808,7 @@
         <w:t xml:space="preserve">Reading others accurately </w:t>
       </w:r>
       <w:r>
-        <w:t>underlies both the crisis section (sensing when a team needs more reassurance versus more information) and the influence section (sensing what someone’s real interest is, per the mediation case above). Chapter 1’s listening skills are the practical entry point — most emotional-intelligence failures are actually attention failures first.</w:t>
+        <w:t>underlies both the crisis section (sensing when a team needs more reassurance versus more information) and the influence section (sensing what someone’s real interest is, per the mediation case later in this chapter). Chapter 1’s listening skills are the practical entry point — most emotional-intelligence failures are actually attention failures first.</w:t>
       </w:r>
     </w:p>
     <w:p>
@@ -1002,7 +1002,7 @@
         <w:t xml:space="preserve">One-on-one check-ins carry more weight, not less, during distributed crises. </w:t>
       </w:r>
       <w:r>
-        <w:t>A leader who makes time for individual video calls during a stressful stretch signals investment that a group email cannot — the physical-presence principle from the nonverbal-leadership section, translated to the tools remote leadership actually has available.</w:t>
+        <w:t>A leader who makes time for individual video calls during a stressful stretch signals investment that a group email cannot — the physical-presence principle from the nonverbal-leadership section later in this chapter, translated to the tools remote leadership actually has available.</w:t>
       </w:r>
     </w:p>
     <w:p>

--- a/guides/ch16-study-guide.docx
+++ b/guides/ch16-study-guide.docx
@@ -2378,7 +2378,7 @@
         <w:color w:val="5E6B64"/>
         <w:sz w:val="18"/>
       </w:rPr>
-      <w:t xml:space="preserve">BADM 225 Study Guide · Chapter 16  —  Page </w:t>
+      <w:t xml:space="preserve">© 2026 Derek D. Bussan · BADM 225 Study Guide · Chapter 16  —  Page </w:t>
     </w:r>
     <w:r>
       <w:rPr>
